--- a/example_articles/setting/Urban/3.setting_Urban_New_York_Times.docx
+++ b/example_articles/setting/Urban/3.setting_Urban_New_York_Times.docx
@@ -27,17 +27,17 @@
     </w:p>
     <w:p>
       <w:r>
-        <w:t>Source File: NYT/53.DOCX</w:t>
+        <w:t>Source file: NYT/53.DOCX</w:t>
       </w:r>
     </w:p>
     <w:p>
       <w:r>
-        <w:t>Raw locations result: ['NA']</w:t>
+        <w:t>Raw locations result, 'locations': ['NA']</w:t>
       </w:r>
     </w:p>
     <w:p>
       <w:r>
-        <w:t>setting_stand_flat (Standardized): Urban</w:t>
+        <w:t>Standardized locations result, 'setting_stand_flat': Urban</w:t>
       </w:r>
     </w:p>
     <w:p>

--- a/example_articles/setting/Urban/3.setting_Urban_New_York_Times.docx
+++ b/example_articles/setting/Urban/3.setting_Urban_New_York_Times.docx
@@ -7,7 +7,9 @@
         <w:pStyle w:val="Heading1"/>
       </w:pPr>
       <w:r>
-        <w:t>Barry Guilty on One Drug Count; Mistral is Declared on Felonies</w:t>
+        <w:t>CRITIC'S NOTEBOOK;</w:t>
+        <w:br/>
+        <w:t>All Alone, Peering Into the Abyss</w:t>
       </w:r>
     </w:p>
     <w:p>
@@ -17,17 +19,17 @@
     </w:p>
     <w:p>
       <w:r>
-        <w:t>Date: 1990-08-11</w:t>
+        <w:t>Date: 1990-12-14</w:t>
       </w:r>
     </w:p>
     <w:p>
       <w:r>
-        <w:t>Section: Section 1; Page 1, Column 1; National Desk</w:t>
+        <w:t>Section: Section C;; Section C; Page 1; Column 1; Weekend Desk; Column 1;</w:t>
       </w:r>
     </w:p>
     <w:p>
       <w:r>
-        <w:t>Source file: NYT/53.DOCX</w:t>
+        <w:t>Source file: NYT/52.DOCX</w:t>
       </w:r>
     </w:p>
     <w:p>
@@ -49,99 +51,47 @@
     </w:p>
     <w:p>
       <w:r>
-        <w:t>The jury in the trial of Mayor Marion S. Barry Jr. convicted him today of one misdemeanor count of drug possession and acquitted him of another misdemeanor drug charge. But it failed to reach a verdict on the 12 remaining charges, including the most serious ones.</w:t>
+        <w:t>MIDWAY in "Monster in a Box," his monologue at the Mitzi E. Newhouse Theater, Spalding Gray offhandedly remarks that the personal upheavals he is describing must seem ludicrous in light of the fact that "we are living through the end of the world."</w:t>
         <w:br/>
-        <w:t>Judge Thomas Penfield Jackson declared a mistrial on those 12 counts, and the Federal prosecutors said they were uncertain whether to seek a new trial on the unresolved charges.</w:t>
+        <w:t>On the surface, this observation, which comes as a throwaway aside, might seem gratuitous. But, in fact, the notion that he and the audience are witnesses to the end of civilization as they have known it goes to the very core of his vision. At the same time, Mr. Gray is far too sophisticated not to realize that were he to voice his apocalyptic suspicions more insistently, they would sound hollow. Simply to mention them in passing, as though they were assumptions taken for granted by everyone present, is far more subversive.</w:t>
         <w:br/>
-        <w:t>The verdict ended a sensational trial that attracted national attention and transformed the political landscape of the city of Washington. Many local residents were saddened and angered by the eight weeks of testimony that portrayed the top local official in the District of Columbia, a three-term Mayor, as a drug user. Others were outraged by what they considered a vendetta by prosecutors, most of whom were white, against one of the country's most prominent black politicians.</w:t>
+        <w:t>A feeling that the world is crumbling -- that, in the language of William Butler Yeats, "the center cannot hold" -- is actually an assumption crucial not only to the work of Mr. Gray, but also to that of almost every other solo performance artist to be seen on New York stages nowadays. That shouldn't be surprising, however, given the deepest impulse behind solo performance, which is to create a theatrical reality all by oneself. And if there is no world to hang onto anymore, no sense of a cohesive community or a shared sense of values, what is there left to trust beside the self?</w:t>
         <w:br/>
-        <w:t>The jurors refused to say why they reached the two verdicts or how they were divided on the other counts. [Page 12.] Judge Jackson set a hearing for Sept. 17 when prosecutors can request a new trial and when Mr. Barry's lawyers can appeal the single conviction. The Mayor was released on his own recognizance pending the hearing.</w:t>
+        <w:t>The most forceful characters in Eric Bogosian's devastating collection of monologues, "Sex, Drugs, Rock &amp; Roll," which reopens this evening for a limited engagement at the Orpheum Theater, are the barbaric inhabitants of a decaying capitalist society who live for flashy cars and hyperstimulation. Perhaps the scariest of them is the working-class reveler at a pal's bachelor party who describes his idea of heaven on earth: "I'm sitting on a couch with a babe. I'm watching TV. I'm eating clam dip on a ripple potato chip. I'm smoking joints. I'm snorting coke. I'm drinking shots of Jack Daniel's. I'm chasing them with glasses of champagne mixed with Heineken. I think to myself, this is civilized!"</w:t>
         <w:br/>
-        <w:t>''We will assess the case to determine how we should proceed from here,'' said the prosecutor, United States Attorney Jay B. Stephens.</w:t>
+        <w:t>Some of the other beasts in Mr. Bogosian's satiric menagerie include a yelling, money-grubbing talent agent who insists he is still committed to his 60's idealism while telling his son, "If someone does something to you, do it twice as much back to him"; a homicidal black youth named X-Blow who equates God with Batman, and a compulsive consumer who lives by the motto "Take care of the luxuries, the necessities will take care of themselves."</w:t>
         <w:br/>
-        <w:t>Mr. Barry could be sentenced to up to a year in prison and fined $100,000 on the possession conviction, although it is rare for a judge to require jail time for a first-time offender on such a charge.</w:t>
+        <w:t>Mr. Bogosian may have found his counterpart in John Leguizamo, whose show, "Mambo Mouth," at the American Place Theater, offers scathing Bogosian-style portraits of Hispanic men. If desperate conspicuous consumption is the worst symptom of the spiritual disease that ravages Mr. Bogosian's world, in Mr. Leguizamo's harshly funny portraits it is a grotesque machismo. His impersonations of characters ranging from an adolescent boy losing his virginity with an obese prostitute to a Hispanic drag queen wreaking violent revenge on his faithless "Prince Charming" are charged with contempt for a macho culture he suggests is crippled by its inability to think above its collective crotch. But in a sketch called "Crossover Seminar," Mr. Leguizamo also ridicules this culture's higher economic aspirations by imagining a Hispanic man giving a course on how to turn oneself into a robotic, gray-faced Japanese businessman. Much more skillfully performed than it is written, "Mambo Mouth" is at once funny and savage in its reinforcement of negative stereotypes.</w:t>
         <w:br/>
-        <w:t>The Mayor broke into a broad grin upon hearing the verdict. He refused to comment upon leaving the courthouse, sending word through his office that he would keep his thoughts to himself until a news conference on Saturday.</w:t>
+        <w:t>Today's solo performance artists tend to adopt either one of two attitudes: one "sane," the other "crazy." But both attitudes are really two sides of the same ironic coin. Mr. Gray, Laurie Anderson and Wallace Shawn project articulate pseudo-rational personae that, most of the time, maintain an attitude of civilized decorum. Mr. Bogosian, Mr. Leguizamo and Ann Magnuson splinter their personalities into multiple characters, many of them raving eccentrics. Karen Finley, John O'Keefe and David Cale usually prefer to express themselves through a single "crazy" voice that, though feverish in its intensity, hammers home certain truths.</w:t>
         <w:br/>
-        <w:t>Tonight the jury foreman, Edward Eagles, answered questions for half an hour on his lawn in Northwest Washington, but he declined to give specific information the divisions among the jurors.</w:t>
+        <w:t>Much of the power of Mr. Gray's monologues comes from his manipulation of his image as a haughty Rhode Island patrician spinning autobiographical yarns. He remains so articulate, even when momentarily carried away, that one tends to trust him as a truthful observer. Yet one of the things that makes "Monster in a Box," like its predecessor "Swimming to Cambodia," so disquieting is the way he deliberately sabotages that trust. The facade he presents of a well-spoken cosmopolitan is continually undermined by his confessions of an inner self that is so intimidated by contemporary terrors that at times he can barely distinguish between fear and reality.</w:t>
         <w:br/>
-        <w:t>Mr. Eagles, a teacher at a local preparatory school, said there was ''no anger'' but ''differences over tough issues.''</w:t>
+        <w:t>In "Monster in a Box," Mr. Gray recalls his obsession with the notion that he has developed AIDS, despite the absence of any rational evidence that he had been exposed to the disease. And if the descriptions of his neuroses -- including hypochondria, writer's block and mild paranoia -- are comical, they are also convincing. One leaves "Monster in a Box" empathizing with Mr. Gray's psychic vulnerability and sharing his feeling thatrationality and a civilized veneer are no longer adequate defenses against a world that has taken leave of its senses.</w:t>
         <w:br/>
-        <w:t>Asked why the jury deadlocked, Mr. Eagles said, ''Never forget that famous phrase in law, 'beyond a reasonable doubt.' That's a very, very tough standard to meet.''</w:t>
+        <w:t>Ms. Anderson also uses a similarly rational tone to even more ironic effect. Often sounding like an unflappable scientist who has solutions for every problem, her performances take the audience on explorations of a technology-ridden world that ultimately imply the inability of modern society to control that technology. Her last major piece, "Empty Places," used images and sounds to evoke a global, post-industrial landscape so homogenized and degraded by technology that a feeling of community has been sacrificed. At the same time, she extended the image of homeless people on New York's streets into a metaphor for a larger spiritual rootlessness brought on by the very inventions that were intended to bring people together but that have instead alienated them from their environment and one another.</w:t>
         <w:br/>
-        <w:t>Another juror, Johnnie Mae Hardeman, said that on one key count the vote was six to six. This was the crack possession charge that arose from Mr. Barry's arrest in a Federal ''sting'' operation at the Vista Hotel in Washington in January. A videotape of his arrest, entered into evidence and broadcast repeatedly on television, came to symbolize the case for many people who argued about the events it depicted.</w:t>
+        <w:t>In his new monologue, "The Fever," which played briefly at the Public Theater recently and will tour several New York theaters starting Feb. 18, the playwright Wallace Shawn gave the rational voice a new intellectual twist. By gradually shifting the point of view of the speaker so that the audience would be seduced into going along with both sides of the moral argument about the responsibility of the rich to help the poor, he challenged the audience's complacency.</w:t>
         <w:br/>
-        <w:t>''I think it was entrapment,'' Ms. Hardeman said, referring to the Government operation and the tape, in which Mr. Barry was seen smoking crack. ''That's all it was.''</w:t>
+        <w:t>If Mr. Gray, Ms. Anderson and Mr. Shawn present themselves as the besieged emblems of American civilization at its most enlightened, Mr. Bogosian, Ms. Magnuson and Mr. Leguizamo portray the unenlightened barbarian hordes who are attacking both from within and without. Mr. Bogosian's characters are the maddened, addicted victims of a materialistic ethic that has gone out of control. The typical characters in Ms. Magnuson's comic monologues are eccentrics who have been so immersed in America's junk culture that they are quite literally dysfunctional media freaks. Mr. Leguizamo's are victims of poverty and discrimination. His most politically astute character is an illegal alien from Latin America who, while being transported back across the Mexican border, angrily predicts that sooner or later an unstoppable tide of third-world people will sweep across America and take over everything.</w:t>
         <w:br/>
-        <w:t>The Mayor and his lawyers contended throughout the trial that he was tricked into smoking the drug.</w:t>
+        <w:t>Because they work alone and deal with so much material that is politically and socially loaded, today's monologuists have a shamanistic aura. In an increasingly comformist social climate, where appearances of propriety account for so much, they strip naked psychically, revealing fantasies that may be universal but that are still socially unmentionable. By reminding us that each person is an autonomous little world, a world that moreover is far richer and more complex than the reductive cliches and shallow debates of television talk shows, they reassert the ultimate value of the individual.</w:t>
         <w:br/>
-        <w:t>Mr. Barry's political future remains unclear. He said during jury selection in June that he did not intend to seek re-election to a fourth four-year term this year because the city needed to ''heal'' from the divisions caused by his case and because he needed more time to recover from addiction to alcohol and prescription drugs.</w:t>
-        <w:br/>
-        <w:t>Conviction on any of the three felony charges he faced would have precluded his serving as an elected official. But a misdemeanor conviction carries no such restriction and Mr. Barry is now free to change his mind, although he probably would have run as an independent since filing dates for the Democratic and Republican primaries have passed.</w:t>
+        <w:t>The world according to me, they insist, is as valuable as the world according to us.</w:t>
         <w:br/>
         <w:t xml:space="preserve"> </w:t>
         <w:br/>
-        <w:t>'We Feel Very Lucky'</w:t>
-        <w:br/>
-        <w:t>The Mayor's chief lawyer, R. Kenneth Mundy, said after the verdict, ''We feel very lucky.'' His client, who has been Mayor since 1978, took a deliberate walk around the block-square courthouse, trailed by a clutch of supporters who chanted, ''Barry! Barry! Four more years!'' Speaking to reporters outside the courthouse, Mr. Stephens said the trial demonstrated that ''the clutches of illegal drug use are beyond no one and it also emphatically emphasizes that no one is above the law.''</w:t>
-        <w:br/>
-        <w:t>As Mr. Stephens spoke, he was jeered by jubilant Barry supporters chanting, ''Who's next, Mr. Stephens?'' Mr. Stephens had to shout to be heard over the boos.</w:t>
-        <w:br/>
-        <w:t>As jurors filed out of the courtroom after being dismissed by Judge Jackson, one let out a whoop of relief.</w:t>
+        <w:t>Who, When And Where</w:t>
         <w:br/>
         <w:t xml:space="preserve"> </w:t>
         <w:br/>
-        <w:t>Reflection in Neighborhoods</w:t>
+        <w:t>Here are where the monologuists mentioned are performing. All theaters are in Manhattan.</w:t>
         <w:br/>
-        <w:t>Along Georgia Avenue and along 14th Street, two thoroughfares through poor and working-class black neighborhoods where the Mayor has continued to draw substantial support, the verdict was greeted with reflection, rather than spontaneous celebration.</w:t>
+        <w:t>MAMBO MOUTH, American Place Theater, 111 West 46th Street. Today and tomorrow, 9:30 P.M. Next week, Thursday through Saturday at 8 P.M. and Sunday at 3 P.M. Through Dec. 30. Tickets, $16. Information: (212) 840-3074.</w:t>
         <w:br/>
-        <w:t>''I think the verdict shows fairness and justice and some elements of feeling toward Marion Barry,'' said Shawn X. Brackeen, a 32-year-old member of the Nation of Islam who was walking up Georgia Avenue passing out political pamphlets. Turning to Earl Lewis, 31, and Anita Cleary, 32, who were walking with him, he said, ''Look at all the money they spent trying to get your brother.''</w:t>
+        <w:t>MONSTER IN A BOX, Mitzi E. Newhouse Theater, Lincoln Center, Tuesdays through Saturdays at 8 P.M.; Sundays at 3 P.M. Through Dec. 31. Tickets are $25. Information: (212) 239-6200.</w:t>
         <w:br/>
-        <w:t>Mr. Lewis, who described himself as ''a part-time accountant and part-time janitor,'' said he would have preferred that the Mayor be acquitted on all counts, but Ms. Cleary interrupted him and said the one guilty verdict ''was there to satisfy the prosecution; that verdict's fair the way they gave it.''</w:t>
-        <w:br/>
-        <w:t xml:space="preserve"> </w:t>
-        <w:br/>
-        <w:t>Willing to Accept Verdict</w:t>
-        <w:br/>
-        <w:t>''I'm willing to accept the verdict of the jury,'' said the Rev. Ernest R. Gibson, pastor of the First Rising Mount Zion Baptist Church, which has one of the city's largest congregations. ''I think there are many of us who hope it's over and now we can put our energy toward reconciliation. What pleased me about the decision is the potential that the Mayor will come out of this without incarceration.''</w:t>
-        <w:br/>
-        <w:t>The Mayor was charged with 10 misdemeanor counts of possessing cocaine, three felony counts of lying to a grand jury about drug use and a single misdemeanor count that he conspired to obtain and use drugs.</w:t>
-        <w:br/>
-        <w:t>During the trial, the prosecution put on witnesses who testified that they had seen Mr. Barry use cocaine at least 250 times over 10 years, in places as diverse as the basement of his home here and the galley of a sailing boat in the Virgin Islands.</w:t>
-        <w:br/>
-        <w:t>The count on which Mr. Barry was found guilty alleged that he used cocaine at a downtown hotel, the Mayflower, with a longtime friend, Doris Crenshaw, in November 1989. The defense argued that Ms. Crenshaw could not fix the date precisely, but the prosecution produced a hotel bill that indicated she had stayed at the hotel and had placed a phone call to Mr. Barry.</w:t>
-        <w:br/>
-        <w:t xml:space="preserve"> </w:t>
-        <w:br/>
-        <w:t>Not Guilty Count</w:t>
-        <w:br/>
-        <w:t>The count on which Mr. Barry was found not guilty alleged that a drug dealer, Lydia Pearson, sold him three $30 bags of crack in the office of a City Hall annex on September 7, 1988. Ms. Pearson testified that she also handed the Mayor a job application with the crack. But the defense contended that Mr. Barry never went to the annex that day and presented witnesses who testified that he was at a Fire Department meeting at the time.</w:t>
-        <w:br/>
-        <w:t>The jury of nine women and three men, mostly middle-age, deliberated eight days on the evidence. On Thursday, one of the jurors was hospitalized for stress and depression, but she returned this morning.</w:t>
-        <w:br/>
-        <w:t>Shortly before 4 p.m. today, the jury sent word to Judge Jackson that it needed instructions about what to do about charges on which it could not reach agreement. He summoned the panel and asked it whether it had resolved any of the 14 counts and, if so, whether it was ready to announce its finding.</w:t>
-        <w:br/>
-        <w:t>The jury reported it had resolved two counts and was ready to announce the findings but was deadlocked on the remaining charges. Then, once the two findings had been announced, the judge asked the jury to retire and determine whether further deliberation might break the impasse.</w:t>
-        <w:br/>
-        <w:t>A few minutes later, the panel returned and said it was hopeless to continue.</w:t>
-        <w:br/>
-        <w:t>The panel had been sequestered from the start of testimony, with the judge citing the intense news coverage and deep emotions the case had stirred in the community.</w:t>
-        <w:br/>
-        <w:t>Federal prosecutors contended that Mr. Barry, who sought treatment earlier this year for what he said was addiction to alcohol and prescription drugs, was a confirmed drug addict who from 1983 to 1990 used cocaine, opium and marijuana.</w:t>
-        <w:br/>
-        <w:t>At first, Mr. Barry, who did not take the stand, flatly denied the charges and contended that he had been singled out for prosecution because he was the black leader of a predominantly black city. That assertion was echoed by a number of other prominent blacks and some local residents.</w:t>
-        <w:br/>
-        <w:t>But near the end of the trial, Mr. Mundy surprised the jury, made up of 10 blacks and 2 whites, by acknowledging that his client had ''occasionally'' used drugs. Still, the Mayor continued to deny the specific accusations of drug use at issue in the trial.</w:t>
-        <w:br/>
-        <w:t>Mr. Barry and his supporters said Government prosecutors went too far when they set up the undercover operation in which one of his former lovers, Rasheeda Moore, invited him to her room here at the Vista Hotel. The hidden video cameras showed Mr. Barry smoking a pipe and the arrest that followed.</w:t>
-        <w:br/>
-        <w:t>The grainy black-and-white tape, on which Mr. Barry cursed and mumbled dejectedly to arresting officers that he had been tricked by Ms. Moore, was shown several times during the trial, sometimes with stop-action so that the jury could study it closely.</w:t>
-        <w:br/>
-        <w:t>Mr. Barry's defense also contended that the 25 witnesses the Government had called to back up the charges against him were not to be trusted. The defense said most were facing possible drug prosecution themselves and had struck deals with his prosecutors before taking the stand.</w:t>
-        <w:br/>
-        <w:t>The defense called 18 witnesses, many of them put on the stand earlier by the prosecution. Mr. Mundy concentrated on finding contradictions and discrepancies in prosecution testimony but made no all-out attempt to refute each charge.</w:t>
-        <w:br/>
-        <w:t>Each misdemeanor charge against Mr. Barry carried a maximum sentence of up to a year in jail and a fine of up to $100,000. Each felony count carried a maximum sentence of up to five years in jail and a fine of up to $250,000.</w:t>
+        <w:t>SEX, DRUGS, ROCK &amp; ROLL, Orpheum Theater, 126 Second Avenue, at Eighth Street. Tuesdays through Fridays at 8 P.M.; Saturdays at 7 and 10 P.M.; Sundays at 3 P.M. Tickets are $29.50. Through Jan. 6. Information: (212) 477-2477.</w:t>
         <w:br/>
         <w:br/>
         <w:t>Graphic</w:t>
@@ -149,7 +99,7 @@
         <w:br/>
         <w:t xml:space="preserve"> </w:t>
         <w:br/>
-        <w:t>Photos: Mayor Marion S. Barry is hugged by a supporter after the verdict. Judge Thomas Penfield Jackson, who set a hearing for Sept. 17, when prosecutors may request a new trial and Mr. Barry's attorneys may appeal the conviction. Jay B. Stephens, the United States Attorney, would not say whether the Government would seek a new trial against Mayor Marion S. Barry Jr. (Paul Hosefros/The New York Times)(pg12); Mayor Marion S. Barry posed with his lawyer, R. Kenneth Mundy, right, outside the courthouse after the verdicts were read. (Jose R. Lopez/The New York Times)</w:t>
+        <w:t>Photos: John Leguizamo in "Mambo Mouth," his one-man show at American Place. (American Place Theater); Eric Bogosian will reopen his "Sex, Drugs, Rock &amp; Roll," tonight at the Orpheum Theater. (The New York Times) (pg. 35)</w:t>
       </w:r>
     </w:p>
     <w:sectPr>

--- a/example_articles/setting/Urban/3.setting_Urban_New_York_Times.docx
+++ b/example_articles/setting/Urban/3.setting_Urban_New_York_Times.docx
@@ -7,9 +7,9 @@
         <w:pStyle w:val="Heading1"/>
       </w:pPr>
       <w:r>
-        <w:t>CRITIC'S NOTEBOOK;</w:t>
+        <w:t>NOTES ON PEOPLE;</w:t>
         <w:br/>
-        <w:t>All Alone, Peering Into the Abyss</w:t>
+        <w:t>From Congress to a Bar</w:t>
       </w:r>
     </w:p>
     <w:p>
@@ -19,22 +19,22 @@
     </w:p>
     <w:p>
       <w:r>
-        <w:t>Date: 1990-12-14</w:t>
+        <w:t>Date: 1981-02-16</w:t>
       </w:r>
     </w:p>
     <w:p>
       <w:r>
-        <w:t>Section: Section C;; Section C; Page 1; Column 1; Weekend Desk; Column 1;</w:t>
+        <w:t>Section: Section B; Page 4, Column 6; Metropolitan Desk</w:t>
       </w:r>
     </w:p>
     <w:p>
       <w:r>
-        <w:t>Source file: NYT/52.DOCX</w:t>
+        <w:t>Source file: NYT/56.361.DOCX</w:t>
       </w:r>
     </w:p>
     <w:p>
       <w:r>
-        <w:t>Raw locations result, 'locations': ['NA']</w:t>
+        <w:t>Raw locations result, 'locations': ['Rhode Island']</w:t>
       </w:r>
     </w:p>
     <w:p>
@@ -51,55 +51,13 @@
     </w:p>
     <w:p>
       <w:r>
-        <w:t>MIDWAY in "Monster in a Box," his monologue at the Mitzi E. Newhouse Theater, Spalding Gray offhandedly remarks that the personal upheavals he is describing must seem ludicrous in light of the fact that "we are living through the end of the world."</w:t>
+        <w:t>During his six years in Congress, Edward P. Beard, a one-time house painter, liked to think of himself as the working man's Congressman.</w:t>
         <w:br/>
-        <w:t>On the surface, this observation, which comes as a throwaway aside, might seem gratuitous. But, in fact, the notion that he and the audience are witnesses to the end of civilization as they have known it goes to the very core of his vision. At the same time, Mr. Gray is far too sophisticated not to realize that were he to voice his apocalyptic suspicions more insistently, they would sound hollow. Simply to mention them in passing, as though they were assumptions taken for granted by everyone present, is far more subversive.</w:t>
+        <w:t>Former Congressman Edward Beard announces plans to buy tavernHe even formed the House Blue Collar Caucus to emphasize the point.</w:t>
         <w:br/>
-        <w:t>A feeling that the world is crumbling -- that, in the language of William Butler Yeats, "the center cannot hold" -- is actually an assumption crucial not only to the work of Mr. Gray, but also to that of almost every other solo performance artist to be seen on New York stages nowadays. That shouldn't be surprising, however, given the deepest impulse behind solo performance, which is to create a theatrical reality all by oneself. And if there is no world to hang onto anymore, no sense of a cohesive community or a shared sense of values, what is there left to trust beside the self?</w:t>
+        <w:t>Now that the Rhode Island Democrat is out of a job following his defeat in a bid for a fourth term last fall, he has been looking for something appropriate to his working-class mystique.</w:t>
         <w:br/>
-        <w:t>The most forceful characters in Eric Bogosian's devastating collection of monologues, "Sex, Drugs, Rock &amp; Roll," which reopens this evening for a limited engagement at the Orpheum Theater, are the barbaric inhabitants of a decaying capitalist society who live for flashy cars and hyperstimulation. Perhaps the scariest of them is the working-class reveler at a pal's bachelor party who describes his idea of heaven on earth: "I'm sitting on a couch with a babe. I'm watching TV. I'm eating clam dip on a ripple potato chip. I'm smoking joints. I'm snorting coke. I'm drinking shots of Jack Daniel's. I'm chasing them with glasses of champagne mixed with Heineken. I think to myself, this is civilized!"</w:t>
-        <w:br/>
-        <w:t>Some of the other beasts in Mr. Bogosian's satiric menagerie include a yelling, money-grubbing talent agent who insists he is still committed to his 60's idealism while telling his son, "If someone does something to you, do it twice as much back to him"; a homicidal black youth named X-Blow who equates God with Batman, and a compulsive consumer who lives by the motto "Take care of the luxuries, the necessities will take care of themselves."</w:t>
-        <w:br/>
-        <w:t>Mr. Bogosian may have found his counterpart in John Leguizamo, whose show, "Mambo Mouth," at the American Place Theater, offers scathing Bogosian-style portraits of Hispanic men. If desperate conspicuous consumption is the worst symptom of the spiritual disease that ravages Mr. Bogosian's world, in Mr. Leguizamo's harshly funny portraits it is a grotesque machismo. His impersonations of characters ranging from an adolescent boy losing his virginity with an obese prostitute to a Hispanic drag queen wreaking violent revenge on his faithless "Prince Charming" are charged with contempt for a macho culture he suggests is crippled by its inability to think above its collective crotch. But in a sketch called "Crossover Seminar," Mr. Leguizamo also ridicules this culture's higher economic aspirations by imagining a Hispanic man giving a course on how to turn oneself into a robotic, gray-faced Japanese businessman. Much more skillfully performed than it is written, "Mambo Mouth" is at once funny and savage in its reinforcement of negative stereotypes.</w:t>
-        <w:br/>
-        <w:t>Today's solo performance artists tend to adopt either one of two attitudes: one "sane," the other "crazy." But both attitudes are really two sides of the same ironic coin. Mr. Gray, Laurie Anderson and Wallace Shawn project articulate pseudo-rational personae that, most of the time, maintain an attitude of civilized decorum. Mr. Bogosian, Mr. Leguizamo and Ann Magnuson splinter their personalities into multiple characters, many of them raving eccentrics. Karen Finley, John O'Keefe and David Cale usually prefer to express themselves through a single "crazy" voice that, though feverish in its intensity, hammers home certain truths.</w:t>
-        <w:br/>
-        <w:t>Much of the power of Mr. Gray's monologues comes from his manipulation of his image as a haughty Rhode Island patrician spinning autobiographical yarns. He remains so articulate, even when momentarily carried away, that one tends to trust him as a truthful observer. Yet one of the things that makes "Monster in a Box," like its predecessor "Swimming to Cambodia," so disquieting is the way he deliberately sabotages that trust. The facade he presents of a well-spoken cosmopolitan is continually undermined by his confessions of an inner self that is so intimidated by contemporary terrors that at times he can barely distinguish between fear and reality.</w:t>
-        <w:br/>
-        <w:t>In "Monster in a Box," Mr. Gray recalls his obsession with the notion that he has developed AIDS, despite the absence of any rational evidence that he had been exposed to the disease. And if the descriptions of his neuroses -- including hypochondria, writer's block and mild paranoia -- are comical, they are also convincing. One leaves "Monster in a Box" empathizing with Mr. Gray's psychic vulnerability and sharing his feeling thatrationality and a civilized veneer are no longer adequate defenses against a world that has taken leave of its senses.</w:t>
-        <w:br/>
-        <w:t>Ms. Anderson also uses a similarly rational tone to even more ironic effect. Often sounding like an unflappable scientist who has solutions for every problem, her performances take the audience on explorations of a technology-ridden world that ultimately imply the inability of modern society to control that technology. Her last major piece, "Empty Places," used images and sounds to evoke a global, post-industrial landscape so homogenized and degraded by technology that a feeling of community has been sacrificed. At the same time, she extended the image of homeless people on New York's streets into a metaphor for a larger spiritual rootlessness brought on by the very inventions that were intended to bring people together but that have instead alienated them from their environment and one another.</w:t>
-        <w:br/>
-        <w:t>In his new monologue, "The Fever," which played briefly at the Public Theater recently and will tour several New York theaters starting Feb. 18, the playwright Wallace Shawn gave the rational voice a new intellectual twist. By gradually shifting the point of view of the speaker so that the audience would be seduced into going along with both sides of the moral argument about the responsibility of the rich to help the poor, he challenged the audience's complacency.</w:t>
-        <w:br/>
-        <w:t>If Mr. Gray, Ms. Anderson and Mr. Shawn present themselves as the besieged emblems of American civilization at its most enlightened, Mr. Bogosian, Ms. Magnuson and Mr. Leguizamo portray the unenlightened barbarian hordes who are attacking both from within and without. Mr. Bogosian's characters are the maddened, addicted victims of a materialistic ethic that has gone out of control. The typical characters in Ms. Magnuson's comic monologues are eccentrics who have been so immersed in America's junk culture that they are quite literally dysfunctional media freaks. Mr. Leguizamo's are victims of poverty and discrimination. His most politically astute character is an illegal alien from Latin America who, while being transported back across the Mexican border, angrily predicts that sooner or later an unstoppable tide of third-world people will sweep across America and take over everything.</w:t>
-        <w:br/>
-        <w:t>Because they work alone and deal with so much material that is politically and socially loaded, today's monologuists have a shamanistic aura. In an increasingly comformist social climate, where appearances of propriety account for so much, they strip naked psychically, revealing fantasies that may be universal but that are still socially unmentionable. By reminding us that each person is an autonomous little world, a world that moreover is far richer and more complex than the reductive cliches and shallow debates of television talk shows, they reassert the ultimate value of the individual.</w:t>
-        <w:br/>
-        <w:t>The world according to me, they insist, is as valuable as the world according to us.</w:t>
-        <w:br/>
-        <w:t xml:space="preserve"> </w:t>
-        <w:br/>
-        <w:t>Who, When And Where</w:t>
-        <w:br/>
-        <w:t xml:space="preserve"> </w:t>
-        <w:br/>
-        <w:t>Here are where the monologuists mentioned are performing. All theaters are in Manhattan.</w:t>
-        <w:br/>
-        <w:t>MAMBO MOUTH, American Place Theater, 111 West 46th Street. Today and tomorrow, 9:30 P.M. Next week, Thursday through Saturday at 8 P.M. and Sunday at 3 P.M. Through Dec. 30. Tickets, $16. Information: (212) 840-3074.</w:t>
-        <w:br/>
-        <w:t>MONSTER IN A BOX, Mitzi E. Newhouse Theater, Lincoln Center, Tuesdays through Saturdays at 8 P.M.; Sundays at 3 P.M. Through Dec. 31. Tickets are $25. Information: (212) 239-6200.</w:t>
-        <w:br/>
-        <w:t>SEX, DRUGS, ROCK &amp; ROLL, Orpheum Theater, 126 Second Avenue, at Eighth Street. Tuesdays through Fridays at 8 P.M.; Saturdays at 7 and 10 P.M.; Sundays at 3 P.M. Tickets are $29.50. Through Jan. 6. Information: (212) 477-2477.</w:t>
-        <w:br/>
-        <w:br/>
-        <w:t>Graphic</w:t>
-        <w:br/>
-        <w:br/>
-        <w:t xml:space="preserve"> </w:t>
-        <w:br/>
-        <w:t>Photos: John Leguizamo in "Mambo Mouth," his one-man show at American Place. (American Place Theater); Eric Bogosian will reopen his "Sex, Drugs, Rock &amp; Roll," tonight at the Orpheum Theater. (The New York Times) (pg. 35)</w:t>
+        <w:t>He seems to have found it in the Batter's Choice, a bar in Central Falls, R.I.  Mr. Beard, who disclosed plans to buy the bar and serve as his own bartender, explained the tavern's appeal last week.  ''It's real blue-collar oriented,'' he said.</w:t>
       </w:r>
     </w:p>
     <w:sectPr>
